--- a/GIT-MANAGEMENT.docx
+++ b/GIT-MANAGEMENT.docx
@@ -16,7 +16,7 @@
         <w:t xml:space="preserve">管理方案与实施记录</w:t>
       </w:r>
     </w:p>
-    <w:bookmarkStart w:id="23" w:name="ai-agent-book-git-管理方案与实施记录"/>
+    <w:bookmarkStart w:id="24" w:name="ai-agent-book-git-管理方案与实施记录"/>
     <w:p>
       <w:pPr>
         <w:pStyle w:val="Heading1"/>
@@ -1386,6 +1386,15 @@
         <w:br/>
       </w:r>
       <w:r>
+        <w:rPr>
+          <w:rStyle w:val="CommentTok"/>
+        </w:rPr>
+        <w:t xml:space="preserve"># 若 pyproject.toml / uv.lock 冲突 → 保留己方 numpy 行后重新 uv lock（见第二部分"与上游的分叉点"）</w:t>
+      </w:r>
+      <w:r>
+        <w:br/>
+      </w:r>
+      <w:r>
         <w:br/>
       </w:r>
       <w:r>
@@ -1482,7 +1491,7 @@
     </w:p>
     <w:bookmarkEnd w:id="16"/>
     <w:bookmarkEnd w:id="17"/>
-    <w:bookmarkStart w:id="19" w:name="第二部分实施记录2026-10-13"/>
+    <w:bookmarkStart w:id="20" w:name="第二部分实施记录2026-10-13"/>
     <w:p>
       <w:pPr>
         <w:pStyle w:val="Heading2"/>
@@ -2234,6 +2243,623 @@
         <w:t xml:space="preserve">值而非整行。</w:t>
       </w:r>
     </w:p>
+    <w:bookmarkEnd w:id="18"/>
+    <w:bookmarkStart w:id="19" w:name="与上游的分叉点numpy-依赖维护必读"/>
+    <w:p>
+      <w:pPr>
+        <w:pStyle w:val="Heading3"/>
+      </w:pPr>
+      <w:r>
+        <w:rPr>
+          <w:rFonts w:hint="eastAsia"/>
+        </w:rPr>
+        <w:t xml:space="preserve">与上游的分叉点：numpy</w:t>
+      </w:r>
+      <w:r>
+        <w:t xml:space="preserve"> </w:t>
+      </w:r>
+      <w:r>
+        <w:rPr>
+          <w:rFonts w:hint="eastAsia"/>
+        </w:rPr>
+        <w:t xml:space="preserve">依赖（维护必读）</w:t>
+      </w:r>
+    </w:p>
+    <w:p>
+      <w:pPr>
+        <w:pStyle w:val="FirstParagraph"/>
+      </w:pPr>
+      <w:r>
+        <w:rPr>
+          <w:rFonts w:hint="eastAsia"/>
+        </w:rPr>
+        <w:t xml:space="preserve">提交</w:t>
+      </w:r>
+      <w:r>
+        <w:t xml:space="preserve"> </w:t>
+      </w:r>
+      <w:r>
+        <w:rPr>
+          <w:rFonts w:hint="eastAsia"/>
+        </w:rPr>
+        <w:t xml:space="preserve">7dde46ce（numpy</w:t>
+      </w:r>
+      <w:r>
+        <w:t xml:space="preserve"> &gt;=1.26.4 → &gt;=2.1.0 </w:t>
+      </w:r>
+      <w:r>
+        <w:rPr>
+          <w:rFonts w:hint="eastAsia"/>
+        </w:rPr>
+        <w:t xml:space="preserve">并重新</w:t>
+      </w:r>
+      <w:r>
+        <w:t xml:space="preserve"> </w:t>
+      </w:r>
+      <w:r>
+        <w:rPr>
+          <w:rFonts w:hint="eastAsia"/>
+        </w:rPr>
+        <w:t xml:space="preserve">lock）是本</w:t>
+      </w:r>
+      <w:r>
+        <w:t xml:space="preserve"> fork </w:t>
+      </w:r>
+      <w:r>
+        <w:rPr>
+          <w:rFonts w:hint="eastAsia"/>
+        </w:rPr>
+        <w:t xml:space="preserve">与上游的</w:t>
+      </w:r>
+      <w:r>
+        <w:rPr>
+          <w:rFonts w:hint="eastAsia"/>
+          <w:b/>
+          <w:bCs/>
+        </w:rPr>
+        <w:t xml:space="preserve">主要分叉点</w:t>
+      </w:r>
+      <w:r>
+        <w:t xml:space="preserve">。</w:t>
+      </w:r>
+    </w:p>
+    <w:tbl>
+      <w:tblPr>
+        <w:tblStyle w:val="Table"/>
+        <w:tblW w:type="auto" w:w="0"/>
+        <w:tblLook w:firstRow="1" w:lastRow="0" w:firstColumn="0" w:lastColumn="0" w:noHBand="0" w:noVBand="0" w:val="0020"/>
+      </w:tblPr>
+      <w:tblGrid>
+        <w:gridCol w:w="2640"/>
+        <w:gridCol w:w="2640"/>
+        <w:gridCol w:w="2640"/>
+      </w:tblGrid>
+      <w:tr>
+        <w:trPr>
+          <w:tblHeader w:val="on"/>
+        </w:trPr>
+        <w:tc>
+          <w:tcPr/>
+          <w:p>
+            <w:pPr>
+              <w:pStyle w:val="Compact"/>
+            </w:pPr>
+            <w:r>
+              <w:rPr>
+                <w:rFonts w:hint="eastAsia"/>
+              </w:rPr>
+              <w:t xml:space="preserve">场景</w:t>
+            </w:r>
+          </w:p>
+        </w:tc>
+        <w:tc>
+          <w:tcPr/>
+          <w:p>
+            <w:pPr>
+              <w:pStyle w:val="Compact"/>
+            </w:pPr>
+            <w:r>
+              <w:t xml:space="preserve">pyproject </w:t>
+            </w:r>
+            <w:r>
+              <w:rPr>
+                <w:rFonts w:hint="eastAsia"/>
+              </w:rPr>
+              <w:t xml:space="preserve">下限</w:t>
+            </w:r>
+          </w:p>
+        </w:tc>
+        <w:tc>
+          <w:tcPr/>
+          <w:p>
+            <w:pPr>
+              <w:pStyle w:val="Compact"/>
+            </w:pPr>
+            <w:r>
+              <w:t xml:space="preserve">uv.lock </w:t>
+            </w:r>
+            <w:r>
+              <w:rPr>
+                <w:rFonts w:hint="eastAsia"/>
+              </w:rPr>
+              <w:t xml:space="preserve">实际锁定（macOS</w:t>
+            </w:r>
+            <w:r>
+              <w:t xml:space="preserve"> arm64 + Python </w:t>
+            </w:r>
+            <w:r>
+              <w:rPr>
+                <w:rFonts w:hint="eastAsia"/>
+              </w:rPr>
+              <w:t xml:space="preserve">3.12）</w:t>
+            </w:r>
+          </w:p>
+        </w:tc>
+      </w:tr>
+      <w:tr>
+        <w:tc>
+          <w:tcPr/>
+          <w:p>
+            <w:pPr>
+              <w:pStyle w:val="Compact"/>
+            </w:pPr>
+            <w:r>
+              <w:rPr>
+                <w:rFonts w:hint="eastAsia"/>
+              </w:rPr>
+              <w:t xml:space="preserve">上游</w:t>
+            </w:r>
+          </w:p>
+        </w:tc>
+        <w:tc>
+          <w:tcPr/>
+          <w:p>
+            <w:pPr>
+              <w:pStyle w:val="Compact"/>
+            </w:pPr>
+            <w:r>
+              <w:t xml:space="preserve">numpy&gt;=1.26.4</w:t>
+            </w:r>
+          </w:p>
+        </w:tc>
+        <w:tc>
+          <w:tcPr/>
+          <w:p>
+            <w:pPr>
+              <w:pStyle w:val="Compact"/>
+            </w:pPr>
+            <w:r>
+              <w:t xml:space="preserve">macOS </w:t>
+            </w:r>
+            <w:r>
+              <w:rPr>
+                <w:rFonts w:hint="eastAsia"/>
+              </w:rPr>
+              <w:t xml:space="preserve">全场景钉在</w:t>
+            </w:r>
+            <w:r>
+              <w:t xml:space="preserve"> </w:t>
+            </w:r>
+            <w:r>
+              <w:rPr>
+                <w:rFonts w:hint="eastAsia"/>
+              </w:rPr>
+              <w:t xml:space="preserve">1.26.4；Linux</w:t>
+            </w:r>
+            <w:r>
+              <w:t xml:space="preserve"> </w:t>
+            </w:r>
+            <w:r>
+              <w:rPr>
+                <w:rFonts w:hint="eastAsia"/>
+              </w:rPr>
+              <w:t xml:space="preserve">早已用</w:t>
+            </w:r>
+            <w:r>
+              <w:t xml:space="preserve"> </w:t>
+            </w:r>
+            <w:r>
+              <w:rPr>
+                <w:rFonts w:hint="eastAsia"/>
+              </w:rPr>
+              <w:t xml:space="preserve">2.4.6（分平台矩阵）</w:t>
+            </w:r>
+          </w:p>
+        </w:tc>
+      </w:tr>
+      <w:tr>
+        <w:tc>
+          <w:tcPr/>
+          <w:p>
+            <w:pPr>
+              <w:pStyle w:val="Compact"/>
+            </w:pPr>
+            <w:r>
+              <w:rPr>
+                <w:rFonts w:hint="eastAsia"/>
+              </w:rPr>
+              <w:t xml:space="preserve">本</w:t>
+            </w:r>
+            <w:r>
+              <w:t xml:space="preserve"> fork</w:t>
+            </w:r>
+          </w:p>
+        </w:tc>
+        <w:tc>
+          <w:tcPr/>
+          <w:p>
+            <w:pPr>
+              <w:pStyle w:val="Compact"/>
+            </w:pPr>
+            <w:r>
+              <w:t xml:space="preserve">numpy&gt;=2.1.0</w:t>
+            </w:r>
+          </w:p>
+        </w:tc>
+        <w:tc>
+          <w:tcPr/>
+          <w:p>
+            <w:pPr>
+              <w:pStyle w:val="Compact"/>
+            </w:pPr>
+            <w:r>
+              <w:t xml:space="preserve">macOS arm64 → </w:t>
+            </w:r>
+            <w:r>
+              <w:rPr>
+                <w:rFonts w:hint="eastAsia"/>
+              </w:rPr>
+              <w:t xml:space="preserve">2.4.6（本地</w:t>
+            </w:r>
+            <w:r>
+              <w:t xml:space="preserve"> venv </w:t>
+            </w:r>
+            <w:r>
+              <w:rPr>
+                <w:rFonts w:hint="eastAsia"/>
+              </w:rPr>
+              <w:t xml:space="preserve">实际安装版本）</w:t>
+            </w:r>
+          </w:p>
+        </w:tc>
+      </w:tr>
+    </w:tbl>
+    <w:p>
+      <w:pPr>
+        <w:pStyle w:val="BodyText"/>
+      </w:pPr>
+      <w:r>
+        <w:rPr>
+          <w:rFonts w:hint="eastAsia"/>
+          <w:b/>
+          <w:bCs/>
+        </w:rPr>
+        <w:t xml:space="preserve">为什么上游不升级</w:t>
+      </w:r>
+      <w:r>
+        <w:rPr>
+          <w:rFonts w:hint="eastAsia"/>
+        </w:rPr>
+        <w:t xml:space="preserve">：pyproject</w:t>
+      </w:r>
+      <w:r>
+        <w:t xml:space="preserve"> </w:t>
+      </w:r>
+      <w:r>
+        <w:rPr>
+          <w:rFonts w:hint="eastAsia"/>
+        </w:rPr>
+        <w:t xml:space="preserve">里的是"最低版本下限"，实际安装由</w:t>
+      </w:r>
+      <w:r>
+        <w:t xml:space="preserve"> uv.lock </w:t>
+      </w:r>
+      <w:r>
+        <w:rPr>
+          <w:rFonts w:hint="eastAsia"/>
+        </w:rPr>
+        <w:t xml:space="preserve">决定。上游</w:t>
+      </w:r>
+      <w:r>
+        <w:t xml:space="preserve"> lock </w:t>
+      </w:r>
+      <w:r>
+        <w:rPr>
+          <w:rFonts w:hint="eastAsia"/>
+        </w:rPr>
+        <w:t xml:space="preserve">矩阵中</w:t>
+      </w:r>
+      <w:r>
+        <w:t xml:space="preserve"> Linux </w:t>
+      </w:r>
+      <w:r>
+        <w:rPr>
+          <w:rFonts w:hint="eastAsia"/>
+        </w:rPr>
+        <w:t xml:space="preserve">用户早已在用</w:t>
+      </w:r>
+      <w:r>
+        <w:t xml:space="preserve"> numpy </w:t>
+      </w:r>
+      <w:r>
+        <w:rPr>
+          <w:rFonts w:hint="eastAsia"/>
+        </w:rPr>
+        <w:t xml:space="preserve">2.4.6，只是把</w:t>
+      </w:r>
+      <w:r>
+        <w:t xml:space="preserve"> macOS </w:t>
+      </w:r>
+      <w:r>
+        <w:rPr>
+          <w:rFonts w:hint="eastAsia"/>
+        </w:rPr>
+        <w:t xml:space="preserve">场景保守地钉在</w:t>
+      </w:r>
+      <w:r>
+        <w:t xml:space="preserve"> </w:t>
+      </w:r>
+      <w:r>
+        <w:rPr>
+          <w:rFonts w:hint="eastAsia"/>
+        </w:rPr>
+        <w:t xml:space="preserve">1.26.4（兼容各类读者环境与</w:t>
+      </w:r>
+      <w:r>
+        <w:t xml:space="preserve"> numpy 2.x </w:t>
+      </w:r>
+      <w:r>
+        <w:rPr>
+          <w:rFonts w:hint="eastAsia"/>
+        </w:rPr>
+        <w:t xml:space="preserve">在特定</w:t>
+      </w:r>
+      <w:r>
+        <w:t xml:space="preserve"> mac </w:t>
+      </w:r>
+      <w:r>
+        <w:rPr>
+          <w:rFonts w:hint="eastAsia"/>
+        </w:rPr>
+        <w:t xml:space="preserve">依赖上的</w:t>
+      </w:r>
+      <w:r>
+        <w:t xml:space="preserve"> ABI </w:t>
+      </w:r>
+      <w:r>
+        <w:rPr>
+          <w:rFonts w:hint="eastAsia"/>
+        </w:rPr>
+        <w:t xml:space="preserve">风险）。本</w:t>
+      </w:r>
+      <w:r>
+        <w:t xml:space="preserve"> fork </w:t>
+      </w:r>
+      <w:r>
+        <w:rPr>
+          <w:rFonts w:hint="eastAsia"/>
+        </w:rPr>
+        <w:t xml:space="preserve">环境为</w:t>
+      </w:r>
+      <w:r>
+        <w:t xml:space="preserve"> macOS arm64 + Python </w:t>
+      </w:r>
+      <w:r>
+        <w:rPr>
+          <w:rFonts w:hint="eastAsia"/>
+        </w:rPr>
+        <w:t xml:space="preserve">3.12，不装</w:t>
+      </w:r>
+      <w:r>
+        <w:t xml:space="preserve"> vllm/unsloth GPU </w:t>
+      </w:r>
+      <w:r>
+        <w:rPr>
+          <w:rFonts w:hint="eastAsia"/>
+        </w:rPr>
+        <w:t xml:space="preserve">训练栈，无此包袱，故抬高下限并重新</w:t>
+      </w:r>
+      <w:r>
+        <w:t xml:space="preserve"> </w:t>
+      </w:r>
+      <w:r>
+        <w:rPr>
+          <w:rFonts w:hint="eastAsia"/>
+        </w:rPr>
+        <w:t xml:space="preserve">lock（连带刷新依赖树，产生约</w:t>
+      </w:r>
+      <w:r>
+        <w:t xml:space="preserve"> 4000 </w:t>
+      </w:r>
+      <w:r>
+        <w:rPr>
+          <w:rFonts w:hint="eastAsia"/>
+        </w:rPr>
+        <w:t xml:space="preserve">行</w:t>
+      </w:r>
+      <w:r>
+        <w:t xml:space="preserve"> </w:t>
+      </w:r>
+      <w:r>
+        <w:rPr>
+          <w:rFonts w:hint="eastAsia"/>
+        </w:rPr>
+        <w:t xml:space="preserve">diff）。</w:t>
+      </w:r>
+    </w:p>
+    <w:p>
+      <w:pPr>
+        <w:pStyle w:val="BodyText"/>
+      </w:pPr>
+      <w:r>
+        <w:rPr>
+          <w:rFonts w:hint="eastAsia"/>
+          <w:b/>
+          <w:bCs/>
+        </w:rPr>
+        <w:t xml:space="preserve">同步上游时的处置</w:t>
+      </w:r>
+      <w:r>
+        <w:rPr>
+          <w:rFonts w:hint="eastAsia"/>
+        </w:rPr>
+        <w:t xml:space="preserve">（二选一）：</w:t>
+      </w:r>
+    </w:p>
+    <w:p>
+      <w:pPr>
+        <w:pStyle w:val="Compact"/>
+        <w:numPr>
+          <w:ilvl w:val="0"/>
+          <w:numId w:val="1006"/>
+        </w:numPr>
+      </w:pPr>
+      <w:r>
+        <w:rPr>
+          <w:rFonts w:hint="eastAsia"/>
+          <w:b/>
+          <w:bCs/>
+        </w:rPr>
+        <w:t xml:space="preserve">保留本</w:t>
+      </w:r>
+      <w:r>
+        <w:rPr>
+          <w:b/>
+          <w:bCs/>
+        </w:rPr>
+        <w:t xml:space="preserve"> fork </w:t>
+      </w:r>
+      <w:r>
+        <w:rPr>
+          <w:rFonts w:hint="eastAsia"/>
+          <w:b/>
+          <w:bCs/>
+        </w:rPr>
+        <w:t xml:space="preserve">版本（当前策略）</w:t>
+      </w:r>
+      <w:r>
+        <w:rPr>
+          <w:rFonts w:hint="eastAsia"/>
+        </w:rPr>
+        <w:t xml:space="preserve">：rebase</w:t>
+      </w:r>
+      <w:r>
+        <w:t xml:space="preserve"> </w:t>
+      </w:r>
+      <w:r>
+        <w:rPr>
+          <w:rFonts w:hint="eastAsia"/>
+        </w:rPr>
+        <w:t xml:space="preserve">遇</w:t>
+      </w:r>
+      <w:r>
+        <w:t xml:space="preserve"> pyproject/uv.lock </w:t>
+      </w:r>
+      <w:r>
+        <w:rPr>
+          <w:rFonts w:hint="eastAsia"/>
+        </w:rPr>
+        <w:t xml:space="preserve">冲突时，保留己方</w:t>
+      </w:r>
+      <w:r>
+        <w:t xml:space="preserve"> numpy </w:t>
+      </w:r>
+      <w:r>
+        <w:rPr>
+          <w:rFonts w:hint="eastAsia"/>
+        </w:rPr>
+        <w:t xml:space="preserve">行，然后运行</w:t>
+      </w:r>
+      <w:r>
+        <w:t xml:space="preserve"> </w:t>
+      </w:r>
+      <w:r>
+        <w:rPr>
+          <w:rStyle w:val="VerbatimChar"/>
+        </w:rPr>
+        <w:t xml:space="preserve">uv lock</w:t>
+      </w:r>
+      <w:r>
+        <w:t xml:space="preserve"> </w:t>
+      </w:r>
+      <w:r>
+        <w:rPr>
+          <w:rFonts w:hint="eastAsia"/>
+        </w:rPr>
+        <w:t xml:space="preserve">重新生成</w:t>
+      </w:r>
+      <w:r>
+        <w:t xml:space="preserve"> </w:t>
+      </w:r>
+      <w:r>
+        <w:rPr>
+          <w:rFonts w:hint="eastAsia"/>
+        </w:rPr>
+        <w:t xml:space="preserve">lock，由</w:t>
+      </w:r>
+      <w:r>
+        <w:t xml:space="preserve"> CI </w:t>
+      </w:r>
+      <w:r>
+        <w:rPr>
+          <w:rFonts w:hint="eastAsia"/>
+        </w:rPr>
+        <w:t xml:space="preserve">验证；</w:t>
+      </w:r>
+    </w:p>
+    <w:p>
+      <w:pPr>
+        <w:pStyle w:val="Compact"/>
+        <w:numPr>
+          <w:ilvl w:val="0"/>
+          <w:numId w:val="1006"/>
+        </w:numPr>
+      </w:pPr>
+      <w:r>
+        <w:rPr>
+          <w:rFonts w:hint="eastAsia"/>
+          <w:b/>
+          <w:bCs/>
+        </w:rPr>
+        <w:t xml:space="preserve">回归上游版本</w:t>
+      </w:r>
+      <w:r>
+        <w:rPr>
+          <w:rFonts w:hint="eastAsia"/>
+        </w:rPr>
+        <w:t xml:space="preserve">：仅当</w:t>
+      </w:r>
+      <w:r>
+        <w:t xml:space="preserve"> macOS </w:t>
+      </w:r>
+      <w:r>
+        <w:rPr>
+          <w:rFonts w:hint="eastAsia"/>
+        </w:rPr>
+        <w:t xml:space="preserve">上真出现</w:t>
+      </w:r>
+      <w:r>
+        <w:t xml:space="preserve"> numpy 2.x </w:t>
+      </w:r>
+      <w:r>
+        <w:rPr>
+          <w:rFonts w:hint="eastAsia"/>
+        </w:rPr>
+        <w:t xml:space="preserve">兼容问题时才考虑，还原后</w:t>
+      </w:r>
+      <w:r>
+        <w:t xml:space="preserve"> macOS </w:t>
+      </w:r>
+      <w:r>
+        <w:rPr>
+          <w:rFonts w:hint="eastAsia"/>
+        </w:rPr>
+        <w:t xml:space="preserve">回到</w:t>
+      </w:r>
+      <w:r>
+        <w:t xml:space="preserve"> 1.26.4。</w:t>
+      </w:r>
+    </w:p>
     <w:p>
       <w:r>
         <w:pict>
@@ -2241,9 +2867,9 @@
         </w:pict>
       </w:r>
     </w:p>
-    <w:bookmarkEnd w:id="18"/>
     <w:bookmarkEnd w:id="19"/>
-    <w:bookmarkStart w:id="22" w:name="第三部分提交记录5-个"/>
+    <w:bookmarkEnd w:id="20"/>
+    <w:bookmarkStart w:id="23" w:name="第三部分提交记录5-个"/>
     <w:p>
       <w:pPr>
         <w:pStyle w:val="Heading2"/>
@@ -2880,7 +3506,7 @@
         <w:t xml:space="preserve">行。</w:t>
       </w:r>
     </w:p>
-    <w:bookmarkStart w:id="20" w:name="提交-3feat附注web-gui-交付内容"/>
+    <w:bookmarkStart w:id="21" w:name="提交-3feat附注web-gui-交付内容"/>
     <w:p>
       <w:pPr>
         <w:pStyle w:val="Heading3"/>
@@ -2908,244 +3534,6 @@
           <w:rFonts w:hint="eastAsia"/>
         </w:rPr>
         <w:t xml:space="preserve">交付内容</w:t>
-      </w:r>
-    </w:p>
-    <w:p>
-      <w:pPr>
-        <w:pStyle w:val="Compact"/>
-        <w:numPr>
-          <w:ilvl w:val="0"/>
-          <w:numId w:val="1006"/>
-        </w:numPr>
-      </w:pPr>
-      <w:r>
-        <w:t xml:space="preserve">webui/ </w:t>
-      </w:r>
-      <w:r>
-        <w:rPr>
-          <w:rFonts w:hint="eastAsia"/>
-        </w:rPr>
-        <w:t xml:space="preserve">目录：app.py（FastAPI</w:t>
-      </w:r>
-      <w:r>
-        <w:t xml:space="preserve"> </w:t>
-      </w:r>
-      <w:r>
-        <w:rPr>
-          <w:rFonts w:hint="eastAsia"/>
-        </w:rPr>
-        <w:t xml:space="preserve">路由）、agent_runner.py（agent</w:t>
-      </w:r>
-      <w:r>
-        <w:t xml:space="preserve"> </w:t>
-      </w:r>
-      <w:r>
-        <w:rPr>
-          <w:rFonts w:hint="eastAsia"/>
-        </w:rPr>
-        <w:t xml:space="preserve">对接层</w:t>
-      </w:r>
-      <w:r>
-        <w:t xml:space="preserve"> + </w:t>
-      </w:r>
-      <w:r>
-        <w:rPr>
-          <w:rFonts w:hint="eastAsia"/>
-        </w:rPr>
-        <w:t xml:space="preserve">历史存储）、static/（原生</w:t>
-      </w:r>
-      <w:r>
-        <w:t xml:space="preserve"> HTML/CSS/JS + vendored marked </w:t>
-      </w:r>
-      <w:r>
-        <w:rPr>
-          <w:rFonts w:hint="eastAsia"/>
-        </w:rPr>
-        <w:t xml:space="preserve">v12.0.2）、requirements.txt（可选依赖）、SPEC.md/DESIGN.md</w:t>
-      </w:r>
-      <w:r>
-        <w:t xml:space="preserve"> </w:t>
-      </w:r>
-      <w:r>
-        <w:rPr>
-          <w:rFonts w:hint="eastAsia"/>
-        </w:rPr>
-        <w:t xml:space="preserve">及</w:t>
-      </w:r>
-      <w:r>
-        <w:t xml:space="preserve"> Word </w:t>
-      </w:r>
-      <w:r>
-        <w:rPr>
-          <w:rFonts w:hint="eastAsia"/>
-        </w:rPr>
-        <w:t xml:space="preserve">版</w:t>
-      </w:r>
-    </w:p>
-    <w:p>
-      <w:pPr>
-        <w:pStyle w:val="Compact"/>
-        <w:numPr>
-          <w:ilvl w:val="0"/>
-          <w:numId w:val="1006"/>
-        </w:numPr>
-      </w:pPr>
-      <w:r>
-        <w:rPr>
-          <w:rFonts w:hint="eastAsia"/>
-        </w:rPr>
-        <w:t xml:space="preserve">tests/test_webui.py：15</w:t>
-      </w:r>
-      <w:r>
-        <w:t xml:space="preserve"> </w:t>
-      </w:r>
-      <w:r>
-        <w:rPr>
-          <w:rFonts w:hint="eastAsia"/>
-        </w:rPr>
-        <w:t xml:space="preserve">个</w:t>
-      </w:r>
-      <w:r>
-        <w:t xml:space="preserve"> API </w:t>
-      </w:r>
-      <w:r>
-        <w:rPr>
-          <w:rFonts w:hint="eastAsia"/>
-        </w:rPr>
-        <w:t xml:space="preserve">层测试（不触网），项目测试</w:t>
-      </w:r>
-      <w:r>
-        <w:t xml:space="preserve"> 59 </w:t>
-      </w:r>
-      <w:r>
-        <w:rPr>
-          <w:rFonts w:hint="eastAsia"/>
-        </w:rPr>
-        <w:t xml:space="preserve">个全部通过，既有测试零回归</w:t>
-      </w:r>
-    </w:p>
-    <w:p>
-      <w:pPr>
-        <w:pStyle w:val="Compact"/>
-        <w:numPr>
-          <w:ilvl w:val="0"/>
-          <w:numId w:val="1006"/>
-        </w:numPr>
-      </w:pPr>
-      <w:r>
-        <w:rPr>
-          <w:rFonts w:hint="eastAsia"/>
-        </w:rPr>
-        <w:t xml:space="preserve">设计要点：每请求新建</w:t>
-      </w:r>
-      <w:r>
-        <w:t xml:space="preserve"> Agent </w:t>
-      </w:r>
-      <w:r>
-        <w:rPr>
-          <w:rFonts w:hint="eastAsia"/>
-        </w:rPr>
-        <w:t xml:space="preserve">实例</w:t>
-      </w:r>
-      <w:r>
-        <w:t xml:space="preserve"> + </w:t>
-      </w:r>
-      <w:r>
-        <w:rPr>
-          <w:rFonts w:hint="eastAsia"/>
-        </w:rPr>
-        <w:t xml:space="preserve">全局锁串行；历史内存保存</w:t>
-      </w:r>
-      <w:r>
-        <w:t xml:space="preserve"> FIFO </w:t>
-      </w:r>
-      <w:r>
-        <w:rPr>
-          <w:rFonts w:hint="eastAsia"/>
-        </w:rPr>
-        <w:t xml:space="preserve">上限</w:t>
-      </w:r>
-      <w:r>
-        <w:t xml:space="preserve"> </w:t>
-      </w:r>
-      <w:r>
-        <w:rPr>
-          <w:rFonts w:hint="eastAsia"/>
-        </w:rPr>
-        <w:t xml:space="preserve">100；错误双轨制（参数错</w:t>
-      </w:r>
-      <w:r>
-        <w:t xml:space="preserve"> 4xx / </w:t>
-      </w:r>
-      <w:r>
-        <w:rPr>
-          <w:rFonts w:hint="eastAsia"/>
-        </w:rPr>
-        <w:t xml:space="preserve">业务兜底</w:t>
-      </w:r>
-      <w:r>
-        <w:t xml:space="preserve"> </w:t>
-      </w:r>
-      <w:r>
-        <w:rPr>
-          <w:rFonts w:hint="eastAsia"/>
-        </w:rPr>
-        <w:t xml:space="preserve">200+status=error）；API</w:t>
-      </w:r>
-      <w:r>
-        <w:t xml:space="preserve"> Key </w:t>
-      </w:r>
-      <w:r>
-        <w:rPr>
-          <w:rFonts w:hint="eastAsia"/>
-        </w:rPr>
-        <w:t xml:space="preserve">只在服务端环境变量</w:t>
-      </w:r>
-    </w:p>
-    <w:p>
-      <w:pPr>
-        <w:pStyle w:val="Compact"/>
-        <w:numPr>
-          <w:ilvl w:val="0"/>
-          <w:numId w:val="1006"/>
-        </w:numPr>
-      </w:pPr>
-      <w:r>
-        <w:rPr>
-          <w:rFonts w:hint="eastAsia"/>
-        </w:rPr>
-        <w:t xml:space="preserve">配套文档：需求规格（SPEC）、设计决策记录（DESIGN），均已输出</w:t>
-      </w:r>
-      <w:r>
-        <w:t xml:space="preserve"> Word </w:t>
-      </w:r>
-      <w:r>
-        <w:rPr>
-          <w:rFonts w:hint="eastAsia"/>
-        </w:rPr>
-        <w:t xml:space="preserve">版</w:t>
-      </w:r>
-    </w:p>
-    <w:bookmarkEnd w:id="20"/>
-    <w:bookmarkStart w:id="21" w:name="验收记录ci-run-38354622093"/>
-    <w:p>
-      <w:pPr>
-        <w:pStyle w:val="Heading3"/>
-      </w:pPr>
-      <w:r>
-        <w:rPr>
-          <w:rFonts w:hint="eastAsia"/>
-        </w:rPr>
-        <w:t xml:space="preserve">验收记录（CI</w:t>
-      </w:r>
-      <w:r>
-        <w:t xml:space="preserve"> run </w:t>
-      </w:r>
-      <w:r>
-        <w:rPr>
-          <w:rFonts w:hint="eastAsia"/>
-        </w:rPr>
-        <w:t xml:space="preserve">38354622093）</w:t>
       </w:r>
     </w:p>
     <w:p>
@@ -3157,22 +3545,67 @@
         </w:numPr>
       </w:pPr>
       <w:r>
-        <w:rPr>
-          <w:rFonts w:hint="eastAsia"/>
-        </w:rPr>
-        <w:t xml:space="preserve">触发：push</w:t>
-      </w:r>
-      <w:r>
-        <w:t xml:space="preserve"> 27aee3f8 </w:t>
-      </w:r>
-      <w:r>
-        <w:rPr>
-          <w:rFonts w:hint="eastAsia"/>
-        </w:rPr>
-        <w:t xml:space="preserve">至</w:t>
-      </w:r>
-      <w:r>
-        <w:t xml:space="preserve"> main</w:t>
+        <w:t xml:space="preserve">webui/ </w:t>
+      </w:r>
+      <w:r>
+        <w:rPr>
+          <w:rFonts w:hint="eastAsia"/>
+        </w:rPr>
+        <w:t xml:space="preserve">目录：app.py（FastAPI</w:t>
+      </w:r>
+      <w:r>
+        <w:t xml:space="preserve"> </w:t>
+      </w:r>
+      <w:r>
+        <w:rPr>
+          <w:rFonts w:hint="eastAsia"/>
+        </w:rPr>
+        <w:t xml:space="preserve">路由）、agent_runner.py（agent</w:t>
+      </w:r>
+      <w:r>
+        <w:t xml:space="preserve"> </w:t>
+      </w:r>
+      <w:r>
+        <w:rPr>
+          <w:rFonts w:hint="eastAsia"/>
+        </w:rPr>
+        <w:t xml:space="preserve">对接层</w:t>
+      </w:r>
+      <w:r>
+        <w:t xml:space="preserve"> + </w:t>
+      </w:r>
+      <w:r>
+        <w:rPr>
+          <w:rFonts w:hint="eastAsia"/>
+        </w:rPr>
+        <w:t xml:space="preserve">历史存储）、static/（原生</w:t>
+      </w:r>
+      <w:r>
+        <w:t xml:space="preserve"> HTML/CSS/JS + vendored marked </w:t>
+      </w:r>
+      <w:r>
+        <w:rPr>
+          <w:rFonts w:hint="eastAsia"/>
+        </w:rPr>
+        <w:t xml:space="preserve">v12.0.2）、requirements.txt（可选依赖）、SPEC.md/DESIGN.md</w:t>
+      </w:r>
+      <w:r>
+        <w:t xml:space="preserve"> </w:t>
+      </w:r>
+      <w:r>
+        <w:rPr>
+          <w:rFonts w:hint="eastAsia"/>
+        </w:rPr>
+        <w:t xml:space="preserve">及</w:t>
+      </w:r>
+      <w:r>
+        <w:t xml:space="preserve"> Word </w:t>
+      </w:r>
+      <w:r>
+        <w:rPr>
+          <w:rFonts w:hint="eastAsia"/>
+        </w:rPr>
+        <w:t xml:space="preserve">版</w:t>
       </w:r>
     </w:p>
     <w:p>
@@ -3187,7 +3620,34 @@
         <w:rPr>
           <w:rFonts w:hint="eastAsia"/>
         </w:rPr>
-        <w:t xml:space="preserve">扫描区间：7dde46ce..27aee3f8</w:t>
+        <w:t xml:space="preserve">tests/test_webui.py：15</w:t>
+      </w:r>
+      <w:r>
+        <w:t xml:space="preserve"> </w:t>
+      </w:r>
+      <w:r>
+        <w:rPr>
+          <w:rFonts w:hint="eastAsia"/>
+        </w:rPr>
+        <w:t xml:space="preserve">个</w:t>
+      </w:r>
+      <w:r>
+        <w:t xml:space="preserve"> API </w:t>
+      </w:r>
+      <w:r>
+        <w:rPr>
+          <w:rFonts w:hint="eastAsia"/>
+        </w:rPr>
+        <w:t xml:space="preserve">层测试（不触网），项目测试</w:t>
+      </w:r>
+      <w:r>
+        <w:t xml:space="preserve"> 59 </w:t>
+      </w:r>
+      <w:r>
+        <w:rPr>
+          <w:rFonts w:hint="eastAsia"/>
+        </w:rPr>
+        <w:t xml:space="preserve">个全部通过，既有测试零回归</w:t>
       </w:r>
     </w:p>
     <w:p>
@@ -3202,15 +3662,181 @@
         <w:rPr>
           <w:rFonts w:hint="eastAsia"/>
         </w:rPr>
-        <w:t xml:space="preserve">结论：success，no</w:t>
-      </w:r>
-      <w:r>
-        <w:t xml:space="preserve"> leaks found</w:t>
+        <w:t xml:space="preserve">设计要点：每请求新建</w:t>
+      </w:r>
+      <w:r>
+        <w:t xml:space="preserve"> Agent </w:t>
+      </w:r>
+      <w:r>
+        <w:rPr>
+          <w:rFonts w:hint="eastAsia"/>
+        </w:rPr>
+        <w:t xml:space="preserve">实例</w:t>
+      </w:r>
+      <w:r>
+        <w:t xml:space="preserve"> + </w:t>
+      </w:r>
+      <w:r>
+        <w:rPr>
+          <w:rFonts w:hint="eastAsia"/>
+        </w:rPr>
+        <w:t xml:space="preserve">全局锁串行；历史内存保存</w:t>
+      </w:r>
+      <w:r>
+        <w:t xml:space="preserve"> FIFO </w:t>
+      </w:r>
+      <w:r>
+        <w:rPr>
+          <w:rFonts w:hint="eastAsia"/>
+        </w:rPr>
+        <w:t xml:space="preserve">上限</w:t>
+      </w:r>
+      <w:r>
+        <w:t xml:space="preserve"> </w:t>
+      </w:r>
+      <w:r>
+        <w:rPr>
+          <w:rFonts w:hint="eastAsia"/>
+        </w:rPr>
+        <w:t xml:space="preserve">100；错误双轨制（参数错</w:t>
+      </w:r>
+      <w:r>
+        <w:t xml:space="preserve"> 4xx / </w:t>
+      </w:r>
+      <w:r>
+        <w:rPr>
+          <w:rFonts w:hint="eastAsia"/>
+        </w:rPr>
+        <w:t xml:space="preserve">业务兜底</w:t>
+      </w:r>
+      <w:r>
+        <w:t xml:space="preserve"> </w:t>
+      </w:r>
+      <w:r>
+        <w:rPr>
+          <w:rFonts w:hint="eastAsia"/>
+        </w:rPr>
+        <w:t xml:space="preserve">200+status=error）；API</w:t>
+      </w:r>
+      <w:r>
+        <w:t xml:space="preserve"> Key </w:t>
+      </w:r>
+      <w:r>
+        <w:rPr>
+          <w:rFonts w:hint="eastAsia"/>
+        </w:rPr>
+        <w:t xml:space="preserve">只在服务端环境变量</w:t>
+      </w:r>
+    </w:p>
+    <w:p>
+      <w:pPr>
+        <w:pStyle w:val="Compact"/>
+        <w:numPr>
+          <w:ilvl w:val="0"/>
+          <w:numId w:val="1007"/>
+        </w:numPr>
+      </w:pPr>
+      <w:r>
+        <w:rPr>
+          <w:rFonts w:hint="eastAsia"/>
+        </w:rPr>
+        <w:t xml:space="preserve">配套文档：需求规格（SPEC）、设计决策记录（DESIGN），均已输出</w:t>
+      </w:r>
+      <w:r>
+        <w:t xml:space="preserve"> Word </w:t>
+      </w:r>
+      <w:r>
+        <w:rPr>
+          <w:rFonts w:hint="eastAsia"/>
+        </w:rPr>
+        <w:t xml:space="preserve">版</w:t>
       </w:r>
     </w:p>
     <w:bookmarkEnd w:id="21"/>
+    <w:bookmarkStart w:id="22" w:name="验收记录ci-run-38354622093"/>
+    <w:p>
+      <w:pPr>
+        <w:pStyle w:val="Heading3"/>
+      </w:pPr>
+      <w:r>
+        <w:rPr>
+          <w:rFonts w:hint="eastAsia"/>
+        </w:rPr>
+        <w:t xml:space="preserve">验收记录（CI</w:t>
+      </w:r>
+      <w:r>
+        <w:t xml:space="preserve"> run </w:t>
+      </w:r>
+      <w:r>
+        <w:rPr>
+          <w:rFonts w:hint="eastAsia"/>
+        </w:rPr>
+        <w:t xml:space="preserve">38354622093）</w:t>
+      </w:r>
+    </w:p>
+    <w:p>
+      <w:pPr>
+        <w:pStyle w:val="Compact"/>
+        <w:numPr>
+          <w:ilvl w:val="0"/>
+          <w:numId w:val="1008"/>
+        </w:numPr>
+      </w:pPr>
+      <w:r>
+        <w:rPr>
+          <w:rFonts w:hint="eastAsia"/>
+        </w:rPr>
+        <w:t xml:space="preserve">触发：push</w:t>
+      </w:r>
+      <w:r>
+        <w:t xml:space="preserve"> 27aee3f8 </w:t>
+      </w:r>
+      <w:r>
+        <w:rPr>
+          <w:rFonts w:hint="eastAsia"/>
+        </w:rPr>
+        <w:t xml:space="preserve">至</w:t>
+      </w:r>
+      <w:r>
+        <w:t xml:space="preserve"> main</w:t>
+      </w:r>
+    </w:p>
+    <w:p>
+      <w:pPr>
+        <w:pStyle w:val="Compact"/>
+        <w:numPr>
+          <w:ilvl w:val="0"/>
+          <w:numId w:val="1008"/>
+        </w:numPr>
+      </w:pPr>
+      <w:r>
+        <w:rPr>
+          <w:rFonts w:hint="eastAsia"/>
+        </w:rPr>
+        <w:t xml:space="preserve">扫描区间：7dde46ce..27aee3f8</w:t>
+      </w:r>
+    </w:p>
+    <w:p>
+      <w:pPr>
+        <w:pStyle w:val="Compact"/>
+        <w:numPr>
+          <w:ilvl w:val="0"/>
+          <w:numId w:val="1008"/>
+        </w:numPr>
+      </w:pPr>
+      <w:r>
+        <w:rPr>
+          <w:rFonts w:hint="eastAsia"/>
+        </w:rPr>
+        <w:t xml:space="preserve">结论：success，no</w:t>
+      </w:r>
+      <w:r>
+        <w:t xml:space="preserve"> leaks found</w:t>
+      </w:r>
+    </w:p>
     <w:bookmarkEnd w:id="22"/>
     <w:bookmarkEnd w:id="23"/>
+    <w:bookmarkEnd w:id="24"/>
     <w:sectPr>
       <w:footnotePr>
         <w:numRestart w:val="eachSect"/>
@@ -3582,9 +4208,39 @@
     </w:lvlOverride>
   </w:num>
   <w:num w:numId="1006">
+    <w:abstractNumId w:val="99411"/>
+    <w:lvlOverride w:ilvl="0">
+      <w:startOverride w:val="1"/>
+    </w:lvlOverride>
+    <w:lvlOverride w:ilvl="1">
+      <w:startOverride w:val="1"/>
+    </w:lvlOverride>
+    <w:lvlOverride w:ilvl="2">
+      <w:startOverride w:val="1"/>
+    </w:lvlOverride>
+    <w:lvlOverride w:ilvl="3">
+      <w:startOverride w:val="1"/>
+    </w:lvlOverride>
+    <w:lvlOverride w:ilvl="4">
+      <w:startOverride w:val="1"/>
+    </w:lvlOverride>
+    <w:lvlOverride w:ilvl="5">
+      <w:startOverride w:val="1"/>
+    </w:lvlOverride>
+    <w:lvlOverride w:ilvl="6">
+      <w:startOverride w:val="1"/>
+    </w:lvlOverride>
+    <w:lvlOverride w:ilvl="7">
+      <w:startOverride w:val="1"/>
+    </w:lvlOverride>
+    <w:lvlOverride w:ilvl="8">
+      <w:startOverride w:val="1"/>
+    </w:lvlOverride>
+  </w:num>
+  <w:num w:numId="1007">
     <w:abstractNumId w:val="991"/>
   </w:num>
-  <w:num w:numId="1007">
+  <w:num w:numId="1008">
     <w:abstractNumId w:val="991"/>
   </w:num>
 </w:numbering>
